--- a/CalendarioAgo26/Retos/Reto2/RetoC/Reto2_matricula.docx
+++ b/CalendarioAgo26/Retos/Reto2/RetoC/Reto2_matricula.docx
@@ -675,7 +675,6 @@
                                 <w:bCs/>
                               </w:rPr>
                             </w:pPr>
-                            <w:proofErr w:type="gramStart"/>
                             <w:r>
                               <w:rPr>
                                 <w:b/>
@@ -704,7 +703,6 @@
                               </w:rPr>
                               <w:t>/</w:t>
                             </w:r>
-                            <w:proofErr w:type="gramEnd"/>
                             <w:r>
                               <w:rPr>
                                 <w:b/>
@@ -863,7 +861,6 @@
                                 <w:bCs/>
                               </w:rPr>
                             </w:pPr>
-                            <w:proofErr w:type="gramStart"/>
                             <w:r>
                               <w:rPr>
                                 <w:b/>
@@ -878,7 +875,6 @@
                               </w:rPr>
                               <w:t xml:space="preserve">  /</w:t>
                             </w:r>
-                            <w:proofErr w:type="gramEnd"/>
                             <w:r>
                               <w:rPr>
                                 <w:b/>
@@ -1221,7 +1217,6 @@
                                 <w:bCs/>
                               </w:rPr>
                             </w:pPr>
-                            <w:proofErr w:type="gramStart"/>
                             <w:r>
                               <w:rPr>
                                 <w:b/>
@@ -1327,7 +1322,6 @@
                               </w:rPr>
                               <w:t>/</w:t>
                             </w:r>
-                            <w:proofErr w:type="gramEnd"/>
                             <w:r>
                               <w:rPr>
                                 <w:b/>
@@ -1549,7 +1543,6 @@
                                 <w:bCs/>
                               </w:rPr>
                             </w:pPr>
-                            <w:proofErr w:type="gramStart"/>
                             <w:r>
                               <w:rPr>
                                 <w:b/>
@@ -1585,7 +1578,6 @@
                               </w:rPr>
                               <w:t>/</w:t>
                             </w:r>
-                            <w:proofErr w:type="gramEnd"/>
                             <w:r>
                               <w:rPr>
                                 <w:b/>
@@ -4347,6 +4339,37 @@
       <w:r>
         <w:rPr>
           <w:rFonts w:cs="Arial"/>
+          <w:b/>
+          <w:bCs/>
+          <w:sz w:val="20"/>
+          <w:szCs w:val="20"/>
+          <w:lang w:val="es-MX"/>
+        </w:rPr>
+        <w:t xml:space="preserve"> </w:t>
+      </w:r>
+      <w:r>
+        <w:rPr>
+          <w:rFonts w:cs="Arial"/>
+          <w:b/>
+          <w:bCs/>
+          <w:sz w:val="20"/>
+          <w:szCs w:val="20"/>
+          <w:lang w:val="es-MX"/>
+        </w:rPr>
+        <w:t>Nota</w:t>
+      </w:r>
+      <w:r>
+        <w:rPr>
+          <w:rFonts w:cs="Arial"/>
+          <w:sz w:val="20"/>
+          <w:szCs w:val="20"/>
+          <w:lang w:val="es-MX"/>
+        </w:rPr>
+        <w:t>: No olvides configurar las interfaces pasivas</w:t>
+      </w:r>
+      <w:r>
+        <w:rPr>
+          <w:rFonts w:cs="Arial"/>
           <w:sz w:val="20"/>
           <w:szCs w:val="20"/>
           <w:lang w:val="es-MX"/>
@@ -5250,6 +5273,7 @@
           <w:sz w:val="20"/>
           <w:szCs w:val="20"/>
         </w:rPr>
+        <w:lastRenderedPageBreak/>
         <w:t>e</w:t>
       </w:r>
       <w:r>
